--- a/docs/entrega/Anexo - Documentacion tecnica.docx
+++ b/docs/entrega/Anexo - Documentacion tecnica.docx
@@ -101,7 +101,7 @@
         <w:rPr>
           <w:sz w:val="20"/>
         </w:rPr>
-        <w:t>Arteaga Rullier, Roberto Carlos (Scrum Master y DevOps) · Díaz Cárdenas, Jorge Luis (Backend) · Inocencio Gargate, Dalcir (Frontend y Documentación)</w:t>
+        <w:t>Arteaga Rullier, Roberto Carlos (Scrum Master, DevOps y Backend) · Inocencio Gargate, Dalcir (Frontend y Documentación)</w:t>
       </w:r>
     </w:p>
     <w:p>
@@ -417,7 +417,10 @@
         <w:pStyle w:val="Listaconnmeros"/>
       </w:pPr>
       <w:r>
-        <w:t>Integración continua y entrega (#6-integración-continua-y-entrega)</w:t>
+        <w:t xml:space="preserve">Integración continua y entrega </w:t>
+      </w:r>
+      <w:r>
+        <w:t>(#6-integración-continua-y-entrega)</w:t>
       </w:r>
     </w:p>
     <w:p>
@@ -32171,7 +32174,13 @@
                 <w:sz w:val="17"/>
               </w:rPr>
               <w:lastRenderedPageBreak/>
-              <w:t xml:space="preserve">está definida. Las dos piezas nuevas degradan solas: sin </w:t>
+              <w:t xml:space="preserve">está definida. Las dos piezas nuevas degradan solas: </w:t>
+            </w:r>
+            <w:r>
+              <w:rPr>
+                <w:sz w:val="17"/>
+              </w:rPr>
+              <w:t xml:space="preserve">sin </w:t>
             </w:r>
             <w:r>
               <w:rPr>
@@ -32334,7 +32343,13 @@
                 <w:sz w:val="17"/>
               </w:rPr>
               <w:lastRenderedPageBreak/>
-              <w:t>log. Queda abierto A-04 (Express.js)</w:t>
+              <w:t>log. Queda abiert</w:t>
+            </w:r>
+            <w:r>
+              <w:rPr>
+                <w:sz w:val="17"/>
+              </w:rPr>
+              <w:t>o A-04 (Express.js)</w:t>
             </w:r>
           </w:p>
         </w:tc>
@@ -32530,7 +32545,13 @@
               <w:rPr>
                 <w:sz w:val="17"/>
               </w:rPr>
-              <w:t xml:space="preserve">. Sin dependencias nuevas: se usa el </w:t>
+              <w:t xml:space="preserve">. Sin dependencias </w:t>
+            </w:r>
+            <w:r>
+              <w:rPr>
+                <w:sz w:val="17"/>
+              </w:rPr>
+              <w:t xml:space="preserve">nuevas: se usa el </w:t>
             </w:r>
             <w:r>
               <w:rPr>
@@ -32711,7 +32732,13 @@
               <w:rPr>
                 <w:sz w:val="17"/>
               </w:rPr>
-              <w:t xml:space="preserve"> v0.3.0, 20 rutas / 35 operaciones); el login del SPA por nginx sigue en 200 y la bitácora guarda la petición de token con la contraseña y el secreto en </w:t>
+              <w:t xml:space="preserve"> v0.3.0, 20 rutas / 35 operaciones)</w:t>
+            </w:r>
+            <w:r>
+              <w:rPr>
+                <w:sz w:val="17"/>
+              </w:rPr>
+              <w:t xml:space="preserve">; el login del SPA por nginx sigue en 200 y la bitácora guarda la petición de token con la contraseña y el secreto en </w:t>
             </w:r>
             <w:r>
               <w:rPr>
@@ -34445,31 +34472,31 @@
       </w:rPr>
     </w:lvl>
   </w:abstractNum>
-  <w:num w:numId="1" w16cid:durableId="883444357">
+  <w:num w:numId="1" w16cid:durableId="1476337105">
     <w:abstractNumId w:val="8"/>
   </w:num>
-  <w:num w:numId="2" w16cid:durableId="1976979927">
+  <w:num w:numId="2" w16cid:durableId="2110849414">
     <w:abstractNumId w:val="6"/>
   </w:num>
-  <w:num w:numId="3" w16cid:durableId="682318559">
+  <w:num w:numId="3" w16cid:durableId="1915048822">
     <w:abstractNumId w:val="5"/>
   </w:num>
-  <w:num w:numId="4" w16cid:durableId="530532802">
+  <w:num w:numId="4" w16cid:durableId="1532763919">
     <w:abstractNumId w:val="4"/>
   </w:num>
-  <w:num w:numId="5" w16cid:durableId="1105688910">
+  <w:num w:numId="5" w16cid:durableId="989987951">
     <w:abstractNumId w:val="7"/>
   </w:num>
-  <w:num w:numId="6" w16cid:durableId="294261939">
+  <w:num w:numId="6" w16cid:durableId="1107000721">
     <w:abstractNumId w:val="3"/>
   </w:num>
-  <w:num w:numId="7" w16cid:durableId="1574701736">
+  <w:num w:numId="7" w16cid:durableId="902721602">
     <w:abstractNumId w:val="2"/>
   </w:num>
-  <w:num w:numId="8" w16cid:durableId="1633902901">
+  <w:num w:numId="8" w16cid:durableId="795215273">
     <w:abstractNumId w:val="1"/>
   </w:num>
-  <w:num w:numId="9" w16cid:durableId="9840890">
+  <w:num w:numId="9" w16cid:durableId="522015436">
     <w:abstractNumId w:val="0"/>
   </w:num>
 </w:numbering>

--- a/docs/entrega/Anexo - Documentacion tecnica.docx
+++ b/docs/entrega/Anexo - Documentacion tecnica.docx
@@ -31286,7 +31286,7 @@
               <w:rPr>
                 <w:sz w:val="17"/>
               </w:rPr>
-              <w:t>Entregable académico del GS08 (datos del dueño, 21/09/2026): grupo de 3 integrantes — Arteaga Rullier, Roberto (Scrum Master + DevOps), Díaz Cárdenas, Jorge Luis (Backend), Inocencio Gargate, Dalcir (Frontend + Documentador). Docente: Dr. Jack Harry Peralta Cáceres. Informe y exposición en español, con firma grupal; la exposición son 10 láminas concisas, una idea por lámina; cada integrante documenta y expone su bloque</w:t>
+              <w:t>Entregable académico del GS08 (datos del dueño, 21/09/2026): grupo de 2 integrantes — Arteaga Rullier, Roberto (Scrum Master + DevOps + Backend), Inocencio Gargate, Dalcir (Frontend + Documentador). Docente: Dr. Jack Harry Peralta Cáceres. Informe y exposición en español, con firma grupal; la exposición son 10 láminas concisas, una idea por lámina; cada integrante documenta y expone su bloque</w:t>
             </w:r>
           </w:p>
         </w:tc>
@@ -32174,13 +32174,7 @@
                 <w:sz w:val="17"/>
               </w:rPr>
               <w:lastRenderedPageBreak/>
-              <w:t xml:space="preserve">está definida. Las dos piezas nuevas degradan solas: </w:t>
-            </w:r>
-            <w:r>
-              <w:rPr>
-                <w:sz w:val="17"/>
-              </w:rPr>
-              <w:t xml:space="preserve">sin </w:t>
+              <w:t xml:space="preserve">está definida. Las dos piezas nuevas degradan solas: sin </w:t>
             </w:r>
             <w:r>
               <w:rPr>
@@ -32343,13 +32337,7 @@
                 <w:sz w:val="17"/>
               </w:rPr>
               <w:lastRenderedPageBreak/>
-              <w:t>log. Queda abiert</w:t>
-            </w:r>
-            <w:r>
-              <w:rPr>
-                <w:sz w:val="17"/>
-              </w:rPr>
-              <w:t>o A-04 (Express.js)</w:t>
+              <w:t>log. Queda abierto A-04 (Express.js)</w:t>
             </w:r>
           </w:p>
         </w:tc>
@@ -32545,13 +32533,7 @@
               <w:rPr>
                 <w:sz w:val="17"/>
               </w:rPr>
-              <w:t xml:space="preserve">. Sin dependencias </w:t>
-            </w:r>
-            <w:r>
-              <w:rPr>
-                <w:sz w:val="17"/>
-              </w:rPr>
-              <w:t xml:space="preserve">nuevas: se usa el </w:t>
+              <w:t xml:space="preserve">. Sin dependencias nuevas: se usa el </w:t>
             </w:r>
             <w:r>
               <w:rPr>
@@ -32732,13 +32714,7 @@
               <w:rPr>
                 <w:sz w:val="17"/>
               </w:rPr>
-              <w:t xml:space="preserve"> v0.3.0, 20 rutas / 35 operaciones)</w:t>
-            </w:r>
-            <w:r>
-              <w:rPr>
-                <w:sz w:val="17"/>
-              </w:rPr>
-              <w:t xml:space="preserve">; el login del SPA por nginx sigue en 200 y la bitácora guarda la petición de token con la contraseña y el secreto en </w:t>
+              <w:t xml:space="preserve"> v0.3.0, 20 rutas / 35 operaciones); el login del SPA por nginx sigue en 200 y la bitácora guarda la petición de token con la contraseña y el secreto en </w:t>
             </w:r>
             <w:r>
               <w:rPr>
@@ -34147,7 +34123,7 @@
               <w:rPr>
                 <w:sz w:val="17"/>
               </w:rPr>
-              <w:t xml:space="preserve"> entre los 3 integrantes (la propuesta está en el backlog, sección «Entregable académico») y de quién firma/porta el DOCX final</w:t>
+              <w:t xml:space="preserve"> entre los 2 integrantes (la propuesta está en el backlog, sección «Entregable académico») y de quién firma/porta el DOCX final</w:t>
             </w:r>
           </w:p>
         </w:tc>
@@ -34283,6 +34259,103 @@
                 <w:sz w:val="17"/>
               </w:rPr>
               <w:t>Queda sin cubrir un fragmento de la rúbrica del ítem 20 % («APIs + BD híbridas»). Si dice que no, el plan es un microservicio Express chico que sirva el GraphQL (BFF) consumiendo el REST actual: ~1 día, sin tocar el núcleo</w:t>
+            </w:r>
+          </w:p>
+        </w:tc>
+      </w:tr>
+      <w:tr>
+        <w:trPr>
+          <w:cnfStyle w:val="000000100000" w:firstRow="0" w:lastRow="0" w:firstColumn="0" w:lastColumn="0" w:oddVBand="0" w:evenVBand="0" w:oddHBand="1" w:evenHBand="0" w:firstRowFirstColumn="0" w:firstRowLastColumn="0" w:lastRowFirstColumn="0" w:lastRowLastColumn="0"/>
+        </w:trPr>
+        <w:tc>
+          <w:tcPr>
+            <w:cnfStyle w:val="001000000000" w:firstRow="0" w:lastRow="0" w:firstColumn="1" w:lastColumn="0" w:oddVBand="0" w:evenVBand="0" w:oddHBand="0" w:evenHBand="0" w:firstRowFirstColumn="0" w:firstRowLastColumn="0" w:lastRowFirstColumn="0" w:lastRowLastColumn="0"/>
+            <w:tcW w:w="1728" w:type="dxa"/>
+          </w:tcPr>
+          <w:p>
+            <w:r>
+              <w:rPr>
+                <w:sz w:val="17"/>
+              </w:rPr>
+              <w:lastRenderedPageBreak/>
+              <w:t>D-33</w:t>
+            </w:r>
+          </w:p>
+        </w:tc>
+        <w:tc>
+          <w:tcPr>
+            <w:tcW w:w="1728" w:type="dxa"/>
+          </w:tcPr>
+          <w:p>
+            <w:pPr>
+              <w:cnfStyle w:val="000000100000" w:firstRow="0" w:lastRow="0" w:firstColumn="0" w:lastColumn="0" w:oddVBand="0" w:evenVBand="0" w:oddHBand="1" w:evenHBand="0" w:firstRowFirstColumn="0" w:firstRowLastColumn="0" w:lastRowFirstColumn="0" w:lastRowLastColumn="0"/>
+            </w:pPr>
+            <w:r>
+              <w:rPr>
+                <w:sz w:val="17"/>
+              </w:rPr>
+              <w:t>19/10/2026</w:t>
+            </w:r>
+          </w:p>
+        </w:tc>
+        <w:tc>
+          <w:tcPr>
+            <w:tcW w:w="1728" w:type="dxa"/>
+          </w:tcPr>
+          <w:p>
+            <w:pPr>
+              <w:cnfStyle w:val="000000100000" w:firstRow="0" w:lastRow="0" w:firstColumn="0" w:lastColumn="0" w:oddVBand="0" w:evenVBand="0" w:oddHBand="1" w:evenHBand="0" w:firstRowFirstColumn="0" w:firstRowLastColumn="0" w:lastRowFirstColumn="0" w:lastRowLastColumn="0"/>
+            </w:pPr>
+            <w:r>
+              <w:rPr>
+                <w:b/>
+                <w:sz w:val="17"/>
+              </w:rPr>
+              <w:t>El grupo del trabajo colaborativo es de dos integrantes: Arteaga Rullier, Roberto Carlos (Scrum Master, DevOps y Backend) e Inocencio Gargate, Dalcir (Frontend y Documentación).</w:t>
+            </w:r>
+            <w:r>
+              <w:rPr>
+                <w:sz w:val="17"/>
+              </w:rPr>
+              <w:t xml:space="preserve"> Se corrigen la portada y las firmas del informe, la carátula del deck, el anexo, el LEEME y el reparto de tareas del acta, la retrospectiva y el backlog, que todavía listaban a una tercera persona</w:t>
+            </w:r>
+          </w:p>
+        </w:tc>
+        <w:tc>
+          <w:tcPr>
+            <w:tcW w:w="1728" w:type="dxa"/>
+          </w:tcPr>
+          <w:p>
+            <w:pPr>
+              <w:cnfStyle w:val="000000100000" w:firstRow="0" w:lastRow="0" w:firstColumn="0" w:lastColumn="0" w:oddVBand="0" w:evenVBand="0" w:oddHBand="1" w:evenHBand="0" w:firstRowFirstColumn="0" w:firstRowLastColumn="0" w:lastRowFirstColumn="0" w:lastRowLastColumn="0"/>
+            </w:pPr>
+            <w:r>
+              <w:rPr>
+                <w:sz w:val="17"/>
+              </w:rPr>
+              <w:t>El docente y la matrícula del curso tienen dos integrantes; los documentos no pueden atribuir el trabajo a alguien que no está en el grupo</w:t>
+            </w:r>
+          </w:p>
+        </w:tc>
+        <w:tc>
+          <w:tcPr>
+            <w:tcW w:w="1728" w:type="dxa"/>
+          </w:tcPr>
+          <w:p>
+            <w:pPr>
+              <w:cnfStyle w:val="000000100000" w:firstRow="0" w:lastRow="0" w:firstColumn="0" w:lastColumn="0" w:oddVBand="0" w:evenVBand="0" w:oddHBand="1" w:evenHBand="0" w:firstRowFirstColumn="0" w:firstRowLastColumn="0" w:lastRowFirstColumn="0" w:lastRowLastColumn="0"/>
+            </w:pPr>
+            <w:r>
+              <w:rPr>
+                <w:sz w:val="17"/>
+              </w:rPr>
+              <w:t>✅</w:t>
+            </w:r>
+            <w:r>
+              <w:rPr>
+                <w:sz w:val="17"/>
+              </w:rPr>
+              <w:t xml:space="preserve"> Corregido el 19/10/2026 en todo el paquete; las láminas que exponía la tercera persona (4, 5 y 9) pasan a los dos integrantes</w:t>
             </w:r>
           </w:p>
         </w:tc>
@@ -34472,31 +34545,31 @@
       </w:rPr>
     </w:lvl>
   </w:abstractNum>
-  <w:num w:numId="1" w16cid:durableId="1476337105">
+  <w:num w:numId="1" w16cid:durableId="1164398309">
     <w:abstractNumId w:val="8"/>
   </w:num>
-  <w:num w:numId="2" w16cid:durableId="2110849414">
+  <w:num w:numId="2" w16cid:durableId="624627073">
     <w:abstractNumId w:val="6"/>
   </w:num>
-  <w:num w:numId="3" w16cid:durableId="1915048822">
+  <w:num w:numId="3" w16cid:durableId="568350521">
     <w:abstractNumId w:val="5"/>
   </w:num>
-  <w:num w:numId="4" w16cid:durableId="1532763919">
+  <w:num w:numId="4" w16cid:durableId="813377483">
     <w:abstractNumId w:val="4"/>
   </w:num>
-  <w:num w:numId="5" w16cid:durableId="989987951">
+  <w:num w:numId="5" w16cid:durableId="836965325">
     <w:abstractNumId w:val="7"/>
   </w:num>
-  <w:num w:numId="6" w16cid:durableId="1107000721">
+  <w:num w:numId="6" w16cid:durableId="697046514">
     <w:abstractNumId w:val="3"/>
   </w:num>
-  <w:num w:numId="7" w16cid:durableId="902721602">
+  <w:num w:numId="7" w16cid:durableId="578180131">
     <w:abstractNumId w:val="2"/>
   </w:num>
-  <w:num w:numId="8" w16cid:durableId="795215273">
+  <w:num w:numId="8" w16cid:durableId="3437061">
     <w:abstractNumId w:val="1"/>
   </w:num>
-  <w:num w:numId="9" w16cid:durableId="522015436">
+  <w:num w:numId="9" w16cid:durableId="380519423">
     <w:abstractNumId w:val="0"/>
   </w:num>
 </w:numbering>

--- a/docs/entrega/Anexo - Documentacion tecnica.docx
+++ b/docs/entrega/Anexo - Documentacion tecnica.docx
@@ -1659,26 +1659,52 @@
               <w:rPr>
                 <w:sz w:val="17"/>
               </w:rPr>
-              <w:t>⛔</w:t>
-            </w:r>
-            <w:r>
-              <w:rPr>
-                <w:sz w:val="17"/>
-              </w:rPr>
-              <w:t xml:space="preserve"> escrito, </w:t>
+              <w:t>✅</w:t>
+            </w:r>
+            <w:r>
+              <w:rPr>
+                <w:sz w:val="17"/>
+              </w:rPr>
+              <w:t xml:space="preserve"> </w:t>
             </w:r>
             <w:r>
               <w:rPr>
                 <w:b/>
                 <w:sz w:val="17"/>
               </w:rPr>
-              <w:t>nunca ejecutado</w:t>
-            </w:r>
-            <w:r>
-              <w:rPr>
-                <w:sz w:val="17"/>
-              </w:rPr>
-              <w:t>: el repo no tiene remoto; lo hace el dueño al final</w:t>
+              <w:t>corriendo</w:t>
+            </w:r>
+            <w:r>
+              <w:rPr>
+                <w:sz w:val="17"/>
+              </w:rPr>
+              <w:t xml:space="preserve">: </w:t>
+            </w:r>
+            <w:r>
+              <w:rPr>
+                <w:b/>
+                <w:sz w:val="17"/>
+              </w:rPr>
+              <w:t>5 jobs en verde en cada push a `main`</w:t>
+            </w:r>
+            <w:r>
+              <w:rPr>
+                <w:sz w:val="17"/>
+              </w:rPr>
+              <w:t xml:space="preserve"> (repo público) y publicación de las imágenes en GHCR; el despliegue al VPS lo pide el job </w:t>
+            </w:r>
+            <w:r>
+              <w:rPr>
+                <w:rFonts w:ascii="Consolas" w:hAnsi="Consolas"/>
+                <w:sz w:val="17"/>
+              </w:rPr>
+              <w:t>desplegar_vps</w:t>
+            </w:r>
+            <w:r>
+              <w:rPr>
+                <w:sz w:val="17"/>
+              </w:rPr>
+              <w:t xml:space="preserve"> a Coolify y verifica producción</w:t>
             </w:r>
           </w:p>
         </w:tc>
@@ -1692,16 +1718,29 @@
             </w:pPr>
             <w:r>
               <w:rPr>
-                <w:rFonts w:ascii="Consolas" w:hAnsi="Consolas"/>
-                <w:sz w:val="17"/>
-              </w:rPr>
-              <w:t>docs/devops/plan-contenedores-ci.md</w:t>
-            </w:r>
-            <w:r>
-              <w:rPr>
-                <w:sz w:val="17"/>
-              </w:rPr>
-              <w:t xml:space="preserve"> §4.6</w:t>
+                <w:sz w:val="17"/>
+              </w:rPr>
+              <w:t xml:space="preserve">https://github.com/rarteagar/gs08-matriculas/actions · </w:t>
+            </w:r>
+            <w:r>
+              <w:rPr>
+                <w:rFonts w:ascii="Consolas" w:hAnsi="Consolas"/>
+                <w:sz w:val="17"/>
+              </w:rPr>
+              <w:t>.github/workflows/ci.yml</w:t>
+            </w:r>
+            <w:r>
+              <w:rPr>
+                <w:sz w:val="17"/>
+              </w:rPr>
+              <w:t xml:space="preserve"> y </w:t>
+            </w:r>
+            <w:r>
+              <w:rPr>
+                <w:rFonts w:ascii="Consolas" w:hAnsi="Consolas"/>
+                <w:sz w:val="17"/>
+              </w:rPr>
+              <w:t>cd.yml</w:t>
             </w:r>
           </w:p>
         </w:tc>
@@ -1732,19 +1771,19 @@
         <w:rPr>
           <w:b/>
         </w:rPr>
-        <w:t>29 criterios en verde</w:t>
-      </w:r>
-      <w:r>
-        <w:t xml:space="preserve"> con corrida real · </w:t>
+        <w:t>39 criterios cubiertos</w:t>
+      </w:r>
+      <w:r>
+        <w:t xml:space="preserve"> — el recorrido E2E del humo cierra </w:t>
       </w:r>
       <w:r>
         <w:rPr>
           <w:b/>
         </w:rPr>
-        <w:t>6 pendientes</w:t>
-      </w:r>
-      <w:r>
-        <w:t xml:space="preserve"> del guion manual de interfaz · </w:t>
+        <w:t>39/39</w:t>
+      </w:r>
+      <w:r>
+        <w:t xml:space="preserve"> y la matriz está respaldada por las pruebas automatizadas (121 del backend y 25 del SPA). </w:t>
       </w:r>
       <w:r>
         <w:rPr>
@@ -1754,17 +1793,47 @@
         <w:t>C-37</w:t>
       </w:r>
       <w:r>
-        <w:t xml:space="preserve"> y </w:t>
+        <w:t xml:space="preserve"> (Kubernetes) se cumplió con el despliegue local del 22/09/2026 documentado en §7 (3 pods </w:t>
       </w:r>
       <w:r>
         <w:rPr>
           <w:rFonts w:ascii="Consolas" w:hAnsi="Consolas"/>
           <w:sz w:val="17"/>
         </w:rPr>
+        <w:t>Running</w:t>
+      </w:r>
+      <w:r>
+        <w:t xml:space="preserve"> y el Job de migración </w:t>
+      </w:r>
+      <w:r>
+        <w:rPr>
+          <w:rFonts w:ascii="Consolas" w:hAnsi="Consolas"/>
+          <w:sz w:val="17"/>
+        </w:rPr>
+        <w:t>Complete 1/1</w:t>
+      </w:r>
+      <w:r>
+        <w:t xml:space="preserve">); el clúster quedó apagado después. </w:t>
+      </w:r>
+      <w:r>
+        <w:rPr>
+          <w:rFonts w:ascii="Consolas" w:hAnsi="Consolas"/>
+          <w:sz w:val="17"/>
+        </w:rPr>
         <w:t>C-39</w:t>
       </w:r>
       <w:r>
-        <w:t xml:space="preserve"> en su estado declarado (Kubernetes desplegado sin Ingress activo; CI sin remoto público). Los criterios que estaban incumplidos por BUG-08/BUG-09 quedaron verdes en la corrida de 39/39.</w:t>
+        <w:t xml:space="preserve"> (CI en </w:t>
+      </w:r>
+      <w:r>
+        <w:rPr>
+          <w:rFonts w:ascii="Consolas" w:hAnsi="Consolas"/>
+          <w:sz w:val="17"/>
+        </w:rPr>
+        <w:t>main</w:t>
+      </w:r>
+      <w:r>
+        <w:t>) está en verde en cada push. Los criterios que estaban incumplidos por BUG-08/BUG-09 quedaron verdes.</w:t>
       </w:r>
     </w:p>
     <w:p>
@@ -1876,6 +1945,7 @@
         <w:rPr>
           <w:color w:val="0F4C81"/>
         </w:rPr>
+        <w:lastRenderedPageBreak/>
         <w:t>2. Contrato de la API</w:t>
       </w:r>
     </w:p>
@@ -1933,14 +2003,6 @@
           <w:sz w:val="16"/>
         </w:rPr>
         <w:br/>
-      </w:r>
-      <w:r>
-        <w:rPr>
-          <w:rFonts w:ascii="Consolas" w:hAnsi="Consolas"/>
-          <w:color w:val="1F2937"/>
-          <w:sz w:val="16"/>
-        </w:rPr>
-        <w:lastRenderedPageBreak/>
         <w:t xml:space="preserve"> 'description': 'API del MVP: autenticación, panel, estudiantes, cursos, matrículas, usuarios, notas y boleta.</w:t>
       </w:r>
       <w:r>
@@ -2355,6 +2417,7 @@
           <w:color w:val="1F2937"/>
           <w:sz w:val="16"/>
         </w:rPr>
+        <w:lastRenderedPageBreak/>
         <w:br/>
         <w:t>$ curl -s -H "Authorization: Bearer $TOKEN" "http://localhost:8080/api/v1/estudiantes?q=huaman"</w:t>
       </w:r>
@@ -2459,7 +2522,6 @@
           <w:b/>
           <w:i/>
         </w:rPr>
-        <w:lastRenderedPageBreak/>
         <w:t>Todo lo de §2.1 sale del stack real del compose, por el proxy en `:8080`.</w:t>
       </w:r>
       <w:r>
@@ -2976,7 +3038,14 @@
                 <w:rFonts w:ascii="Consolas" w:hAnsi="Consolas"/>
                 <w:sz w:val="17"/>
               </w:rPr>
-              <w:t>GET /metrics</w:t>
+              <w:t xml:space="preserve">GET </w:t>
+            </w:r>
+            <w:r>
+              <w:rPr>
+                <w:rFonts w:ascii="Consolas" w:hAnsi="Consolas"/>
+                <w:sz w:val="17"/>
+              </w:rPr>
+              <w:t>/metrics</w:t>
             </w:r>
           </w:p>
         </w:tc>
@@ -2992,13 +3061,7 @@
               <w:rPr>
                 <w:sz w:val="17"/>
               </w:rPr>
-              <w:t xml:space="preserve">métricas en </w:t>
-            </w:r>
-            <w:r>
-              <w:rPr>
-                <w:sz w:val="17"/>
-              </w:rPr>
-              <w:t>formato Prometheus (instrumentator 8.1.0)</w:t>
+              <w:t>métricas en formato Prometheus (instrumentator 8.1.0)</w:t>
             </w:r>
           </w:p>
         </w:tc>
@@ -3334,7 +3397,15 @@
                 <w:rFonts w:ascii="Consolas" w:hAnsi="Consolas"/>
                 <w:sz w:val="17"/>
               </w:rPr>
-              <w:t>v_matriculas_detalle</w:t>
+              <w:t>v_matriculas_</w:t>
+            </w:r>
+            <w:r>
+              <w:rPr>
+                <w:rFonts w:ascii="Consolas" w:hAnsi="Consolas"/>
+                <w:sz w:val="17"/>
+              </w:rPr>
+              <w:lastRenderedPageBreak/>
+              <w:t>detalle</w:t>
             </w:r>
           </w:p>
         </w:tc>
@@ -3350,6 +3421,7 @@
               <w:rPr>
                 <w:sz w:val="17"/>
               </w:rPr>
+              <w:lastRenderedPageBreak/>
               <w:t xml:space="preserve">200 (con seed: </w:t>
             </w:r>
             <w:r>
@@ -3379,7 +3451,13 @@
               <w:rPr>
                 <w:sz w:val="17"/>
               </w:rPr>
-              <w:t>C-05, C-06, C-07</w:t>
+              <w:t xml:space="preserve">C-05, C-06, </w:t>
+            </w:r>
+            <w:r>
+              <w:rPr>
+                <w:sz w:val="17"/>
+              </w:rPr>
+              <w:t>C-07</w:t>
             </w:r>
           </w:p>
         </w:tc>
@@ -3401,13 +3479,7 @@
               <w:rPr>
                 <w:sz w:val="17"/>
               </w:rPr>
-              <w:t xml:space="preserve"> verificado con </w:t>
-            </w:r>
-            <w:r>
-              <w:rPr>
-                <w:sz w:val="17"/>
-              </w:rPr>
-              <w:t>corrida</w:t>
+              <w:t xml:space="preserve"> verificado con corrida</w:t>
             </w:r>
           </w:p>
         </w:tc>
@@ -3615,14 +3687,7 @@
                 <w:rFonts w:ascii="Consolas" w:hAnsi="Consolas"/>
                 <w:sz w:val="17"/>
               </w:rPr>
-              <w:t xml:space="preserve">POST </w:t>
-            </w:r>
-            <w:r>
-              <w:rPr>
-                <w:rFonts w:ascii="Consolas" w:hAnsi="Consolas"/>
-                <w:sz w:val="17"/>
-              </w:rPr>
-              <w:t>/api/v1/estudiantes</w:t>
+              <w:t>POST /api/v1/estudiantes</w:t>
             </w:r>
           </w:p>
         </w:tc>
@@ -3674,14 +3739,7 @@
               <w:rPr>
                 <w:sz w:val="17"/>
               </w:rPr>
-              <w:t xml:space="preserve"> (DNI de 7 dígitos, repetidos, email </w:t>
-            </w:r>
-            <w:r>
-              <w:rPr>
-                <w:sz w:val="17"/>
-              </w:rPr>
-              <w:lastRenderedPageBreak/>
-              <w:t xml:space="preserve">inválido). </w:t>
+              <w:t xml:space="preserve"> (DNI de 7 dígitos, repetidos, email inválido). </w:t>
             </w:r>
             <w:r>
               <w:rPr>
@@ -3704,7 +3762,6 @@
               <w:rPr>
                 <w:sz w:val="17"/>
               </w:rPr>
-              <w:lastRenderedPageBreak/>
               <w:t>C-11</w:t>
             </w:r>
           </w:p>
@@ -3727,14 +3784,7 @@
               <w:rPr>
                 <w:sz w:val="17"/>
               </w:rPr>
-              <w:t xml:space="preserve"> verificado (422 </w:t>
-            </w:r>
-            <w:r>
-              <w:rPr>
-                <w:sz w:val="17"/>
-              </w:rPr>
-              <w:lastRenderedPageBreak/>
-              <w:t>con el campo)</w:t>
+              <w:t xml:space="preserve"> verificado (422 con el campo)</w:t>
             </w:r>
           </w:p>
         </w:tc>
@@ -3754,7 +3804,6 @@
                 <w:rFonts w:ascii="Consolas" w:hAnsi="Consolas"/>
                 <w:sz w:val="17"/>
               </w:rPr>
-              <w:lastRenderedPageBreak/>
               <w:t>PUT /api/v1/estudiantes/{id}</w:t>
             </w:r>
           </w:p>
@@ -4014,14 +4063,7 @@
                 <w:rFonts w:ascii="Consolas" w:hAnsi="Consolas"/>
                 <w:sz w:val="17"/>
               </w:rPr>
-              <w:t xml:space="preserve">GET </w:t>
-            </w:r>
-            <w:r>
-              <w:rPr>
-                <w:rFonts w:ascii="Consolas" w:hAnsi="Consolas"/>
-                <w:sz w:val="17"/>
-              </w:rPr>
-              <w:t>/api/v1/cursos?q=&amp;estado=</w:t>
+              <w:t>GET /api/v1/cursos?q=&amp;estado=</w:t>
             </w:r>
           </w:p>
         </w:tc>
@@ -4254,13 +4296,7 @@
               <w:rPr>
                 <w:sz w:val="17"/>
               </w:rPr>
-              <w:t xml:space="preserve"> los 422 y el </w:t>
-            </w:r>
-            <w:r>
-              <w:rPr>
-                <w:sz w:val="17"/>
-              </w:rPr>
-              <w:t>409 de código repetido</w:t>
+              <w:t xml:space="preserve"> los 422 y el 409 de código repetido</w:t>
             </w:r>
           </w:p>
         </w:tc>
@@ -4280,7 +4316,14 @@
                 <w:rFonts w:ascii="Consolas" w:hAnsi="Consolas"/>
                 <w:sz w:val="17"/>
               </w:rPr>
-              <w:t>GET /api/v1/matriculas?q=&amp;periodo=</w:t>
+              <w:t xml:space="preserve">GET </w:t>
+            </w:r>
+            <w:r>
+              <w:rPr>
+                <w:rFonts w:ascii="Consolas" w:hAnsi="Consolas"/>
+                <w:sz w:val="17"/>
+              </w:rPr>
+              <w:t>/api/v1/matriculas?q=&amp;periodo=</w:t>
             </w:r>
           </w:p>
         </w:tc>
@@ -5077,7 +5120,14 @@
               <w:rPr>
                 <w:sz w:val="17"/>
               </w:rPr>
-              <w:t xml:space="preserve"> nota sobre matrícula </w:t>
+              <w:t xml:space="preserve"> nota sobre </w:t>
+            </w:r>
+            <w:r>
+              <w:rPr>
+                <w:sz w:val="17"/>
+              </w:rPr>
+              <w:lastRenderedPageBreak/>
+              <w:t xml:space="preserve">matrícula </w:t>
             </w:r>
             <w:r>
               <w:rPr>
@@ -5106,7 +5156,15 @@
               <w:rPr>
                 <w:sz w:val="17"/>
               </w:rPr>
-              <w:t>C-24, C-25, C-26</w:t>
+              <w:lastRenderedPageBreak/>
+              <w:t xml:space="preserve">C-24, C-25, </w:t>
+            </w:r>
+            <w:r>
+              <w:rPr>
+                <w:sz w:val="17"/>
+              </w:rPr>
+              <w:lastRenderedPageBreak/>
+              <w:t>C-26</w:t>
             </w:r>
           </w:p>
         </w:tc>
@@ -5122,6 +5180,7 @@
               <w:rPr>
                 <w:sz w:val="17"/>
               </w:rPr>
+              <w:lastRenderedPageBreak/>
               <w:t>✅</w:t>
             </w:r>
             <w:r>
@@ -5141,7 +5200,14 @@
               <w:rPr>
                 <w:sz w:val="17"/>
               </w:rPr>
-              <w:t xml:space="preserve"> (verificado a mano por @qa)</w:t>
+              <w:t xml:space="preserve"> (verificado a mano </w:t>
+            </w:r>
+            <w:r>
+              <w:rPr>
+                <w:sz w:val="17"/>
+              </w:rPr>
+              <w:lastRenderedPageBreak/>
+              <w:t>por @qa)</w:t>
             </w:r>
           </w:p>
         </w:tc>
@@ -5161,6 +5227,7 @@
                 <w:rFonts w:ascii="Consolas" w:hAnsi="Consolas"/>
                 <w:sz w:val="17"/>
               </w:rPr>
+              <w:lastRenderedPageBreak/>
               <w:t>PUT·DELETE /api/v1/notas/{id}</w:t>
             </w:r>
           </w:p>
@@ -5261,14 +5328,7 @@
               <w:rPr>
                 <w:sz w:val="17"/>
               </w:rPr>
-              <w:t xml:space="preserve">boleta con nota por curso y promedio ponderado por </w:t>
-            </w:r>
-            <w:r>
-              <w:rPr>
-                <w:sz w:val="17"/>
-              </w:rPr>
-              <w:lastRenderedPageBreak/>
-              <w:t>créditos</w:t>
+              <w:t>boleta con nota por curso y promedio ponderado por créditos</w:t>
             </w:r>
           </w:p>
         </w:tc>
@@ -5284,7 +5344,6 @@
               <w:rPr>
                 <w:sz w:val="17"/>
               </w:rPr>
-              <w:lastRenderedPageBreak/>
               <w:t xml:space="preserve">200: </w:t>
             </w:r>
             <w:r>
@@ -5311,14 +5370,7 @@
               <w:rPr>
                 <w:sz w:val="17"/>
               </w:rPr>
-              <w:t xml:space="preserve"> (no cuenta </w:t>
-            </w:r>
-            <w:r>
-              <w:rPr>
-                <w:sz w:val="17"/>
-              </w:rPr>
-              <w:lastRenderedPageBreak/>
-              <w:t>como 0)</w:t>
+              <w:t xml:space="preserve"> (no cuenta como 0)</w:t>
             </w:r>
           </w:p>
         </w:tc>
@@ -5334,7 +5386,6 @@
               <w:rPr>
                 <w:sz w:val="17"/>
               </w:rPr>
-              <w:lastRenderedPageBreak/>
               <w:t>C-27, C-28, C-29</w:t>
             </w:r>
           </w:p>
@@ -5390,7 +5441,6 @@
                 <w:b/>
                 <w:sz w:val="17"/>
               </w:rPr>
-              <w:lastRenderedPageBreak/>
               <w:t>promedio ponderado 13.43</w:t>
             </w:r>
             <w:r>
@@ -6314,7 +6364,6 @@
           <w:rFonts w:ascii="Consolas" w:hAnsi="Consolas"/>
           <w:sz w:val="17"/>
         </w:rPr>
-        <w:lastRenderedPageBreak/>
         <w:t>secret</w:t>
       </w:r>
       <w:r>
@@ -7329,6 +7378,7 @@
                 <w:rFonts w:ascii="Consolas" w:hAnsi="Consolas"/>
                 <w:sz w:val="17"/>
               </w:rPr>
+              <w:lastRenderedPageBreak/>
               <w:t>:8000</w:t>
             </w:r>
             <w:r>
@@ -7384,6 +7434,7 @@
               <w:rPr>
                 <w:sz w:val="17"/>
               </w:rPr>
+              <w:lastRenderedPageBreak/>
               <w:t>D-17</w:t>
             </w:r>
           </w:p>
@@ -7409,14 +7460,7 @@
         <w:rPr>
           <w:color w:val="1F2937"/>
         </w:rPr>
-        <w:lastRenderedPageBreak/>
-        <w:t xml:space="preserve">2.6 </w:t>
-      </w:r>
-      <w:r>
-        <w:rPr>
-          <w:color w:val="1F2937"/>
-        </w:rPr>
-        <w:t>Autenticación y permisos: OAuth2 con scopes (D-29)</w:t>
+        <w:t>2.6 Autenticación y permisos: OAuth2 con scopes (D-29)</w:t>
       </w:r>
     </w:p>
     <w:p>
@@ -8458,6 +8502,7 @@
                 <w:rFonts w:ascii="Consolas" w:hAnsi="Consolas"/>
                 <w:sz w:val="17"/>
               </w:rPr>
+              <w:lastRenderedPageBreak/>
               <w:t>auditoria:leer</w:t>
             </w:r>
           </w:p>
@@ -8474,6 +8519,7 @@
               <w:rPr>
                 <w:sz w:val="17"/>
               </w:rPr>
+              <w:lastRenderedPageBreak/>
               <w:t>✅</w:t>
             </w:r>
           </w:p>
@@ -8518,11 +8564,7 @@
         <w:t>una vez</w:t>
       </w:r>
       <w:r>
-        <w:t xml:space="preserve"> al emitir el token, que </w:t>
-      </w:r>
-      <w:r>
-        <w:lastRenderedPageBreak/>
-        <w:t xml:space="preserve">sale con los permisos que le corresponden. La bitácora guarda cada petición de token con la contraseña y el secreto en </w:t>
+        <w:t xml:space="preserve"> al emitir el token, que sale con los permisos que le corresponden. La bitácora guarda cada petición de token con la contraseña y el secreto en </w:t>
       </w:r>
       <w:r>
         <w:rPr>
@@ -8759,7 +8801,13 @@
               <w:rPr>
                 <w:sz w:val="17"/>
               </w:rPr>
-              <w:t>Healthchecks usados por Docker y k8s</w:t>
+              <w:t xml:space="preserve">Healthchecks usados por Docker y </w:t>
+            </w:r>
+            <w:r>
+              <w:rPr>
+                <w:sz w:val="17"/>
+              </w:rPr>
+              <w:t>k8s</w:t>
             </w:r>
           </w:p>
         </w:tc>
@@ -9602,6 +9650,7 @@
               <w:rPr>
                 <w:sz w:val="17"/>
               </w:rPr>
+              <w:lastRenderedPageBreak/>
               <w:t>kubectl / kustomize</w:t>
             </w:r>
           </w:p>
@@ -9781,7 +9830,6 @@
               <w:rPr>
                 <w:sz w:val="17"/>
               </w:rPr>
-              <w:lastRenderedPageBreak/>
               <w:t>Node</w:t>
             </w:r>
           </w:p>
@@ -10919,7 +10967,15 @@
                 <w:rFonts w:ascii="Consolas" w:hAnsi="Consolas"/>
                 <w:sz w:val="17"/>
               </w:rPr>
-              <w:t>mongosh db.adminCommand('ping')</w:t>
+              <w:t xml:space="preserve">mongosh </w:t>
+            </w:r>
+            <w:r>
+              <w:rPr>
+                <w:rFonts w:ascii="Consolas" w:hAnsi="Consolas"/>
+                <w:sz w:val="17"/>
+              </w:rPr>
+              <w:lastRenderedPageBreak/>
+              <w:t>db.adminCommand('ping')</w:t>
             </w:r>
             <w:r>
               <w:rPr>
@@ -10945,6 +11001,7 @@
                 <w:rFonts w:ascii="Consolas" w:hAnsi="Consolas"/>
                 <w:sz w:val="17"/>
               </w:rPr>
+              <w:lastRenderedPageBreak/>
               <w:t>redis</w:t>
             </w:r>
           </w:p>
@@ -11032,15 +11089,7 @@
                 <w:rFonts w:ascii="Consolas" w:hAnsi="Consolas"/>
                 <w:sz w:val="17"/>
               </w:rPr>
-              <w:t>--appendonly yes --</w:t>
-            </w:r>
-            <w:r>
-              <w:rPr>
-                <w:rFonts w:ascii="Consolas" w:hAnsi="Consolas"/>
-                <w:sz w:val="17"/>
-              </w:rPr>
-              <w:lastRenderedPageBreak/>
-              <w:t>maxmemory 128mb --maxmemory-policy allkeys-lru</w:t>
+              <w:t>--appendonly yes --maxmemory 128mb --maxmemory-policy allkeys-lru</w:t>
             </w:r>
             <w:r>
               <w:rPr>
@@ -11073,7 +11122,6 @@
                 <w:rFonts w:ascii="Consolas" w:hAnsi="Consolas"/>
                 <w:sz w:val="17"/>
               </w:rPr>
-              <w:lastRenderedPageBreak/>
               <w:t>api</w:t>
             </w:r>
           </w:p>
@@ -12004,10 +12052,7 @@
         <w:t>.env</w:t>
       </w:r>
       <w:r>
-        <w:t xml:space="preserve">, usando esos </w:t>
-      </w:r>
-      <w:r>
-        <w:t>valores por defecto).</w:t>
+        <w:t>, usando esos valores por defecto).</w:t>
       </w:r>
     </w:p>
     <w:tbl>
@@ -12515,7 +12560,13 @@
               <w:rPr>
                 <w:sz w:val="17"/>
               </w:rPr>
-              <w:t>base de la API embebida en el bundle (mismo origen: nginx proxea)</w:t>
+              <w:t xml:space="preserve">base de la API embebida en el bundle (mismo </w:t>
+            </w:r>
+            <w:r>
+              <w:rPr>
+                <w:sz w:val="17"/>
+              </w:rPr>
+              <w:t>origen: nginx proxea)</w:t>
             </w:r>
           </w:p>
         </w:tc>
@@ -12535,6 +12586,7 @@
                 <w:rFonts w:ascii="Consolas" w:hAnsi="Consolas"/>
                 <w:sz w:val="17"/>
               </w:rPr>
+              <w:lastRenderedPageBreak/>
               <w:t>MONGO_URL</w:t>
             </w:r>
             <w:r>
@@ -12719,7 +12771,6 @@
                 <w:rFonts w:ascii="Consolas" w:hAnsi="Consolas"/>
                 <w:sz w:val="17"/>
               </w:rPr>
-              <w:lastRenderedPageBreak/>
               <w:t>LOKI_URL</w:t>
             </w:r>
             <w:r>
@@ -13716,6 +13767,7 @@
     <w:p/>
     <w:p>
       <w:r>
+        <w:lastRenderedPageBreak/>
         <w:t xml:space="preserve">Tres comprobaciones sobre este archivo (todas con su salida en §9): balanceo alternando IPs, </w:t>
       </w:r>
       <w:r>
@@ -13872,14 +13924,7 @@
               <w:rPr>
                 <w:sz w:val="17"/>
               </w:rPr>
-              <w:t xml:space="preserve"> sin compiladores; </w:t>
-            </w:r>
-            <w:r>
-              <w:rPr>
-                <w:sz w:val="17"/>
-              </w:rPr>
-              <w:lastRenderedPageBreak/>
-              <w:t xml:space="preserve">usuario </w:t>
+              <w:t xml:space="preserve"> sin compiladores; usuario </w:t>
             </w:r>
             <w:r>
               <w:rPr>
@@ -13958,7 +14003,6 @@
                 <w:rFonts w:ascii="Consolas" w:hAnsi="Consolas"/>
                 <w:sz w:val="17"/>
               </w:rPr>
-              <w:lastRenderedPageBreak/>
               <w:t>frontend/Dockerfile</w:t>
             </w:r>
           </w:p>
@@ -14543,6 +14587,7 @@
         <w:rPr>
           <w:color w:val="1F2937"/>
         </w:rPr>
+        <w:lastRenderedPageBreak/>
         <w:t>5.4 Dos rutas del esquema y una sola verdad (D-14)</w:t>
       </w:r>
     </w:p>
@@ -14613,7 +14658,6 @@
         <w:rPr>
           <w:b/>
         </w:rPr>
-        <w:lastRenderedPageBreak/>
         <w:t>Estado: pendiente — es T1.1.</w:t>
       </w:r>
       <w:r>
@@ -15690,10 +15734,40 @@
         <w:rPr>
           <w:b/>
         </w:rPr>
-        <w:t>Estado real: el CI nunca corrió en GitHub</w:t>
-      </w:r>
-      <w:r>
-        <w:t xml:space="preserve"> (no hay remoto). Lo que sí se corre en local es su equivalente:</w:t>
+        <w:t>Estado real: el CI corre en GitHub</w:t>
+      </w:r>
+      <w:r>
+        <w:t xml:space="preserve"> — cinco jobs en verde en cada push a </w:t>
+      </w:r>
+      <w:r>
+        <w:rPr>
+          <w:rFonts w:ascii="Consolas" w:hAnsi="Consolas"/>
+          <w:sz w:val="17"/>
+        </w:rPr>
+        <w:t>main</w:t>
+      </w:r>
+      <w:r>
+        <w:t xml:space="preserve"> (última corrida: commit </w:t>
+      </w:r>
+      <w:r>
+        <w:rPr>
+          <w:rFonts w:ascii="Consolas" w:hAnsi="Consolas"/>
+          <w:sz w:val="17"/>
+        </w:rPr>
+        <w:t>efa1e71</w:t>
+      </w:r>
+      <w:r>
+        <w:t xml:space="preserve">, 19/10/2026) y el CD publica las imágenes en GHCR; el despliegue al VPS se pide a Coolify desde el job </w:t>
+      </w:r>
+      <w:r>
+        <w:rPr>
+          <w:rFonts w:ascii="Consolas" w:hAnsi="Consolas"/>
+          <w:sz w:val="17"/>
+        </w:rPr>
+        <w:t>desplegar_vps</w:t>
+      </w:r>
+      <w:r>
+        <w:t>. El equivalente local sigue sirviendo para validar sin Docker:</w:t>
       </w:r>
     </w:p>
     <w:p>
@@ -15707,6 +15781,7 @@
           <w:color w:val="1F2937"/>
           <w:sz w:val="16"/>
         </w:rPr>
+        <w:lastRenderedPageBreak/>
         <w:t>$ python scripts/validar_infra.py</w:t>
       </w:r>
       <w:r>
@@ -15893,7 +15968,6 @@
                 <w:rFonts w:ascii="Consolas" w:hAnsi="Consolas"/>
                 <w:sz w:val="17"/>
               </w:rPr>
-              <w:lastRenderedPageBreak/>
               <w:t>main</w:t>
             </w:r>
             <w:r>
@@ -15924,7 +15998,6 @@
                 <w:rFonts w:ascii="Consolas" w:hAnsi="Consolas"/>
                 <w:sz w:val="17"/>
               </w:rPr>
-              <w:lastRenderedPageBreak/>
               <w:t>permissions: packages: write</w:t>
             </w:r>
           </w:p>
@@ -16176,7 +16249,13 @@
         <w:rPr>
           <w:color w:val="1F2937"/>
         </w:rPr>
-        <w:t>7.1 Estado: manifiestos listos, cluster NO desplegado en esta máquina</w:t>
+        <w:t xml:space="preserve">7.1 Estado: manifiestos listos, </w:t>
+      </w:r>
+      <w:r>
+        <w:rPr>
+          <w:color w:val="1F2937"/>
+        </w:rPr>
+        <w:t>cluster NO desplegado en esta máquina</w:t>
       </w:r>
     </w:p>
     <w:p>
@@ -16717,6 +16796,7 @@
               <w:rPr>
                 <w:sz w:val="17"/>
               </w:rPr>
+              <w:lastRenderedPageBreak/>
               <w:t>Service</w:t>
             </w:r>
           </w:p>
@@ -16933,14 +17013,7 @@
               <w:rPr>
                 <w:sz w:val="17"/>
               </w:rPr>
-              <w:t xml:space="preserve">, resources 100m/256Mi → </w:t>
-            </w:r>
-            <w:r>
-              <w:rPr>
-                <w:sz w:val="17"/>
-              </w:rPr>
-              <w:lastRenderedPageBreak/>
-              <w:t>1/512Mi</w:t>
+              <w:t>, resources 100m/256Mi → 1/512Mi</w:t>
             </w:r>
           </w:p>
         </w:tc>
@@ -16959,7 +17032,6 @@
               <w:rPr>
                 <w:sz w:val="17"/>
               </w:rPr>
-              <w:lastRenderedPageBreak/>
               <w:t>Deployment</w:t>
             </w:r>
           </w:p>
@@ -17561,13 +17633,7 @@
               <w:rPr>
                 <w:sz w:val="17"/>
               </w:rPr>
-              <w:t xml:space="preserve">Levantar la </w:t>
-            </w:r>
-            <w:r>
-              <w:rPr>
-                <w:sz w:val="17"/>
-              </w:rPr>
-              <w:t>observabilidad</w:t>
+              <w:t>Levantar la observabilidad</w:t>
             </w:r>
           </w:p>
         </w:tc>
@@ -17678,6 +17744,7 @@
                 <w:rFonts w:ascii="Consolas" w:hAnsi="Consolas"/>
                 <w:sz w:val="17"/>
               </w:rPr>
+              <w:lastRenderedPageBreak/>
               <w:t>prometheus → up</w:t>
             </w:r>
           </w:p>
@@ -17697,6 +17764,7 @@
               <w:rPr>
                 <w:sz w:val="17"/>
               </w:rPr>
+              <w:lastRenderedPageBreak/>
               <w:t>Recargar la config de Prometheus</w:t>
             </w:r>
           </w:p>
@@ -17814,7 +17882,6 @@
               <w:rPr>
                 <w:sz w:val="17"/>
               </w:rPr>
-              <w:lastRenderedPageBreak/>
               <w:t>Métricas crudas</w:t>
             </w:r>
           </w:p>
@@ -18058,7 +18125,15 @@
           <w:color w:val="1F2937"/>
           <w:sz w:val="16"/>
         </w:rPr>
-        <w:t>$ curl -s -o /dev/null -w 'proxy 8080 /health   -&gt; %{http_code} %{content_type} %{size_download} bytes\n' http://localhost:8080/health</w:t>
+        <w:t xml:space="preserve">$ curl -s -o /dev/null -w 'proxy 8080 /health   -&gt; %{http_code} %{content_type} %{size_download} bytes\n' </w:t>
+      </w:r>
+      <w:r>
+        <w:rPr>
+          <w:rFonts w:ascii="Consolas" w:hAnsi="Consolas"/>
+          <w:color w:val="1F2937"/>
+          <w:sz w:val="16"/>
+        </w:rPr>
+        <w:t>http://localhost:8080/health</w:t>
       </w:r>
       <w:r>
         <w:rPr>
@@ -18320,6 +18395,7 @@
         <w:rPr>
           <w:b/>
         </w:rPr>
+        <w:lastRenderedPageBreak/>
         <w:t>Causa:</w:t>
       </w:r>
       <w:r>
@@ -18552,7 +18628,6 @@
                 <w:rFonts w:ascii="Consolas" w:hAnsi="Consolas"/>
                 <w:sz w:val="17"/>
               </w:rPr>
-              <w:lastRenderedPageBreak/>
               <w:t>?q=huaman</w:t>
             </w:r>
           </w:p>
@@ -19065,7 +19140,15 @@
           <w:color w:val="1F2937"/>
           <w:sz w:val="17"/>
         </w:rPr>
-        <w:t>POST /api/v1/usuarios</w:t>
+        <w:t xml:space="preserve">POST </w:t>
+      </w:r>
+      <w:r>
+        <w:rPr>
+          <w:rFonts w:ascii="Consolas" w:hAnsi="Consolas"/>
+          <w:color w:val="1F2937"/>
+          <w:sz w:val="17"/>
+        </w:rPr>
+        <w:t>/api/v1/usuarios</w:t>
       </w:r>
       <w:r>
         <w:rPr>
@@ -19495,6 +19578,7 @@
         <w:rPr>
           <w:color w:val="1F2937"/>
         </w:rPr>
+        <w:lastRenderedPageBreak/>
         <w:t>9.7 El Ingress de minikube está creado pero el addon de ingress quedó apagado</w:t>
       </w:r>
     </w:p>
@@ -19518,6 +19602,13 @@
           <w:sz w:val="16"/>
         </w:rPr>
         <w:br/>
+      </w:r>
+      <w:r>
+        <w:rPr>
+          <w:rFonts w:ascii="Consolas" w:hAnsi="Consolas"/>
+          <w:color w:val="1F2937"/>
+          <w:sz w:val="16"/>
+        </w:rPr>
         <w:t>gs08-api-6768c78484-pddz4   1/1   Running     0   4m17s</w:t>
       </w:r>
       <w:r>
@@ -19554,14 +19645,6 @@
           <w:sz w:val="16"/>
         </w:rPr>
         <w:br/>
-      </w:r>
-      <w:r>
-        <w:rPr>
-          <w:rFonts w:ascii="Consolas" w:hAnsi="Consolas"/>
-          <w:color w:val="1F2937"/>
-          <w:sz w:val="16"/>
-        </w:rPr>
-        <w:lastRenderedPageBreak/>
         <w:t>$ kubectl get job -n gs08</w:t>
       </w:r>
       <w:r>
@@ -20010,7 +20093,7 @@
           <w:sz w:val="16"/>
         </w:rPr>
         <w:br/>
-        <w:t>python scripts/verificar_stack.py      #  9 OK, exit 0   (stack arriba; requiere los contenedores)</w:t>
+        <w:t xml:space="preserve">python </w:t>
       </w:r>
       <w:r>
         <w:rPr>
@@ -20018,16 +20101,16 @@
           <w:color w:val="1F2937"/>
           <w:sz w:val="16"/>
         </w:rPr>
+        <w:t>scripts/verificar_stack.py      #  9 OK, exit 0   (stack arriba; requiere los contenedores)</w:t>
+      </w:r>
+      <w:r>
+        <w:rPr>
+          <w:rFonts w:ascii="Consolas" w:hAnsi="Consolas"/>
+          <w:color w:val="1F2937"/>
+          <w:sz w:val="16"/>
+        </w:rPr>
         <w:br/>
-        <w:t xml:space="preserve">bash </w:t>
-      </w:r>
-      <w:r>
-        <w:rPr>
-          <w:rFonts w:ascii="Consolas" w:hAnsi="Consolas"/>
-          <w:color w:val="1F2937"/>
-          <w:sz w:val="16"/>
-        </w:rPr>
-        <w:t>scripts/smoke_api.sh --e2e        # 39 OK, exit 0   (recorrido completo por el proxy; @qa)</w:t>
+        <w:t>bash scripts/smoke_api.sh --e2e        # 39 OK, exit 0   (recorrido completo por el proxy; @qa)</w:t>
       </w:r>
       <w:r>
         <w:rPr>
@@ -20234,6 +20317,7 @@
           <w:color w:val="1F2937"/>
           <w:sz w:val="16"/>
         </w:rPr>
+        <w:lastRenderedPageBreak/>
         <w:t>bash scripts/smoke_api.sh --e2e --sin-escritura    # solo lectura</w:t>
       </w:r>
       <w:r>
@@ -20295,14 +20379,6 @@
           <w:sz w:val="16"/>
         </w:rPr>
         <w:br/>
-      </w:r>
-      <w:r>
-        <w:rPr>
-          <w:rFonts w:ascii="Consolas" w:hAnsi="Consolas"/>
-          <w:color w:val="1F2937"/>
-          <w:sz w:val="16"/>
-        </w:rPr>
-        <w:lastRenderedPageBreak/>
         <w:t>infra/prometheus/prometheus.yml · infra/grafana/**</w:t>
       </w:r>
       <w:r>
@@ -21478,7 +21554,13 @@
         <w:rPr>
           <w:b/>
         </w:rPr>
-        <w:t>Un contenedor por servicio, imágenes alpine y usuario no root:</w:t>
+        <w:t xml:space="preserve">Un </w:t>
+      </w:r>
+      <w:r>
+        <w:rPr>
+          <w:b/>
+        </w:rPr>
+        <w:t>contenedor por servicio, imágenes alpine y usuario no root:</w:t>
       </w:r>
       <w:r>
         <w:t xml:space="preserve"> el porqué está en </w:t>
@@ -32174,7 +32256,13 @@
                 <w:sz w:val="17"/>
               </w:rPr>
               <w:lastRenderedPageBreak/>
-              <w:t xml:space="preserve">está definida. Las dos piezas nuevas degradan solas: sin </w:t>
+              <w:t xml:space="preserve">está definida. Las dos piezas nuevas degradan solas: </w:t>
+            </w:r>
+            <w:r>
+              <w:rPr>
+                <w:sz w:val="17"/>
+              </w:rPr>
+              <w:t xml:space="preserve">sin </w:t>
             </w:r>
             <w:r>
               <w:rPr>
@@ -32337,7 +32425,13 @@
                 <w:sz w:val="17"/>
               </w:rPr>
               <w:lastRenderedPageBreak/>
-              <w:t>log. Queda abierto A-04 (Express.js)</w:t>
+              <w:t>log. Queda abiert</w:t>
+            </w:r>
+            <w:r>
+              <w:rPr>
+                <w:sz w:val="17"/>
+              </w:rPr>
+              <w:t>o A-04 (Express.js)</w:t>
             </w:r>
           </w:p>
         </w:tc>
@@ -32533,7 +32627,13 @@
               <w:rPr>
                 <w:sz w:val="17"/>
               </w:rPr>
-              <w:t xml:space="preserve">. Sin dependencias nuevas: se usa el </w:t>
+              <w:t xml:space="preserve">. Sin dependencias </w:t>
+            </w:r>
+            <w:r>
+              <w:rPr>
+                <w:sz w:val="17"/>
+              </w:rPr>
+              <w:t xml:space="preserve">nuevas: se usa el </w:t>
             </w:r>
             <w:r>
               <w:rPr>
@@ -32714,7 +32814,13 @@
               <w:rPr>
                 <w:sz w:val="17"/>
               </w:rPr>
-              <w:t xml:space="preserve"> v0.3.0, 20 rutas / 35 operaciones); el login del SPA por nginx sigue en 200 y la bitácora guarda la petición de token con la contraseña y el secreto en </w:t>
+              <w:t xml:space="preserve"> v0.3.0, 20 rutas / 35 operaciones)</w:t>
+            </w:r>
+            <w:r>
+              <w:rPr>
+                <w:sz w:val="17"/>
+              </w:rPr>
+              <w:t xml:space="preserve">; el login del SPA por nginx sigue en 200 y la bitácora guarda la petición de token con la contraseña y el secreto en </w:t>
             </w:r>
             <w:r>
               <w:rPr>
@@ -34545,31 +34651,31 @@
       </w:rPr>
     </w:lvl>
   </w:abstractNum>
-  <w:num w:numId="1" w16cid:durableId="1164398309">
+  <w:num w:numId="1" w16cid:durableId="909078580">
     <w:abstractNumId w:val="8"/>
   </w:num>
-  <w:num w:numId="2" w16cid:durableId="624627073">
+  <w:num w:numId="2" w16cid:durableId="1950812646">
     <w:abstractNumId w:val="6"/>
   </w:num>
-  <w:num w:numId="3" w16cid:durableId="568350521">
+  <w:num w:numId="3" w16cid:durableId="29768804">
     <w:abstractNumId w:val="5"/>
   </w:num>
-  <w:num w:numId="4" w16cid:durableId="813377483">
+  <w:num w:numId="4" w16cid:durableId="340592359">
     <w:abstractNumId w:val="4"/>
   </w:num>
-  <w:num w:numId="5" w16cid:durableId="836965325">
+  <w:num w:numId="5" w16cid:durableId="1124885835">
     <w:abstractNumId w:val="7"/>
   </w:num>
-  <w:num w:numId="6" w16cid:durableId="697046514">
+  <w:num w:numId="6" w16cid:durableId="434905471">
     <w:abstractNumId w:val="3"/>
   </w:num>
-  <w:num w:numId="7" w16cid:durableId="578180131">
+  <w:num w:numId="7" w16cid:durableId="547256239">
     <w:abstractNumId w:val="2"/>
   </w:num>
-  <w:num w:numId="8" w16cid:durableId="3437061">
+  <w:num w:numId="8" w16cid:durableId="484855693">
     <w:abstractNumId w:val="1"/>
   </w:num>
-  <w:num w:numId="9" w16cid:durableId="380519423">
+  <w:num w:numId="9" w16cid:durableId="248585364">
     <w:abstractNumId w:val="0"/>
   </w:num>
 </w:numbering>

--- a/docs/entrega/Anexo - Documentacion tecnica.docx
+++ b/docs/entrega/Anexo - Documentacion tecnica.docx
@@ -33868,11 +33868,11 @@
         <w:tblLook w:val="04A0" w:firstRow="1" w:lastRow="0" w:firstColumn="1" w:lastColumn="0" w:noHBand="0" w:noVBand="1"/>
       </w:tblPr>
       <w:tblGrid>
-        <w:gridCol w:w="1728"/>
-        <w:gridCol w:w="1728"/>
-        <w:gridCol w:w="1728"/>
-        <w:gridCol w:w="1728"/>
-        <w:gridCol w:w="1728"/>
+        <w:gridCol w:w="1632"/>
+        <w:gridCol w:w="1678"/>
+        <w:gridCol w:w="2179"/>
+        <w:gridCol w:w="1681"/>
+        <w:gridCol w:w="1686"/>
       </w:tblGrid>
       <w:tr>
         <w:trPr>
@@ -34383,8 +34383,54 @@
               <w:rPr>
                 <w:sz w:val="17"/>
               </w:rPr>
+              <w:t>D-33</w:t>
+            </w:r>
+          </w:p>
+        </w:tc>
+        <w:tc>
+          <w:tcPr>
+            <w:tcW w:w="1728" w:type="dxa"/>
+          </w:tcPr>
+          <w:p>
+            <w:pPr>
+              <w:cnfStyle w:val="000000100000" w:firstRow="0" w:lastRow="0" w:firstColumn="0" w:lastColumn="0" w:oddVBand="0" w:evenVBand="0" w:oddHBand="1" w:evenHBand="0" w:firstRowFirstColumn="0" w:firstRowLastColumn="0" w:lastRowFirstColumn="0" w:lastRowLastColumn="0"/>
+            </w:pPr>
+            <w:r>
+              <w:rPr>
+                <w:sz w:val="17"/>
+              </w:rPr>
+              <w:t>19/10/2026</w:t>
+            </w:r>
+          </w:p>
+        </w:tc>
+        <w:tc>
+          <w:tcPr>
+            <w:tcW w:w="1728" w:type="dxa"/>
+          </w:tcPr>
+          <w:p>
+            <w:pPr>
+              <w:cnfStyle w:val="000000100000" w:firstRow="0" w:lastRow="0" w:firstColumn="0" w:lastColumn="0" w:oddVBand="0" w:evenVBand="0" w:oddHBand="1" w:evenHBand="0" w:firstRowFirstColumn="0" w:firstRowLastColumn="0" w:lastRowFirstColumn="0" w:lastRowLastColumn="0"/>
+            </w:pPr>
+            <w:r>
+              <w:rPr>
+                <w:b/>
+                <w:sz w:val="17"/>
+              </w:rPr>
+              <w:t xml:space="preserve">El grupo del trabajo colaborativo es de dos integrantes: Arteaga Rullier, Roberto Carlos (Scrum Master, DevOps y Backend) e Inocencio Gargate, Dalcir (Frontend y </w:t>
+            </w:r>
+            <w:r>
+              <w:rPr>
+                <w:b/>
+                <w:sz w:val="17"/>
+              </w:rPr>
               <w:lastRenderedPageBreak/>
-              <w:t>D-33</w:t>
+              <w:t>Documentación).</w:t>
+            </w:r>
+            <w:r>
+              <w:rPr>
+                <w:sz w:val="17"/>
+              </w:rPr>
+              <w:t xml:space="preserve"> Se corrigen la portada y las firmas del informe, la carátula del deck, el anexo, el LEEME y el reparto de tareas del acta, la retrospectiva y el backlog, que todavía listaban a una tercera persona</w:t>
             </w:r>
           </w:p>
         </w:tc>
@@ -34400,6 +34446,80 @@
               <w:rPr>
                 <w:sz w:val="17"/>
               </w:rPr>
+              <w:lastRenderedPageBreak/>
+              <w:t xml:space="preserve">El docente y la matrícula del curso tienen dos integrantes; los documentos no pueden atribuir el trabajo a alguien que </w:t>
+            </w:r>
+            <w:r>
+              <w:rPr>
+                <w:sz w:val="17"/>
+              </w:rPr>
+              <w:lastRenderedPageBreak/>
+              <w:t>no está en el grupo</w:t>
+            </w:r>
+          </w:p>
+        </w:tc>
+        <w:tc>
+          <w:tcPr>
+            <w:tcW w:w="1728" w:type="dxa"/>
+          </w:tcPr>
+          <w:p>
+            <w:pPr>
+              <w:cnfStyle w:val="000000100000" w:firstRow="0" w:lastRow="0" w:firstColumn="0" w:lastColumn="0" w:oddVBand="0" w:evenVBand="0" w:oddHBand="1" w:evenHBand="0" w:firstRowFirstColumn="0" w:firstRowLastColumn="0" w:lastRowFirstColumn="0" w:lastRowLastColumn="0"/>
+            </w:pPr>
+            <w:r>
+              <w:rPr>
+                <w:sz w:val="17"/>
+              </w:rPr>
+              <w:lastRenderedPageBreak/>
+              <w:t>✅</w:t>
+            </w:r>
+            <w:r>
+              <w:rPr>
+                <w:sz w:val="17"/>
+              </w:rPr>
+              <w:t xml:space="preserve"> Corregido el 19/10/2026 en todo el paquete; las láminas que exponía la tercera persona (4, 5 y 9) pasan a los </w:t>
+            </w:r>
+            <w:r>
+              <w:rPr>
+                <w:sz w:val="17"/>
+              </w:rPr>
+              <w:lastRenderedPageBreak/>
+              <w:t>dos integrantes</w:t>
+            </w:r>
+          </w:p>
+        </w:tc>
+      </w:tr>
+      <w:tr>
+        <w:trPr>
+          <w:cnfStyle w:val="000000010000" w:firstRow="0" w:lastRow="0" w:firstColumn="0" w:lastColumn="0" w:oddVBand="0" w:evenVBand="0" w:oddHBand="0" w:evenHBand="1" w:firstRowFirstColumn="0" w:firstRowLastColumn="0" w:lastRowFirstColumn="0" w:lastRowLastColumn="0"/>
+        </w:trPr>
+        <w:tc>
+          <w:tcPr>
+            <w:cnfStyle w:val="001000000000" w:firstRow="0" w:lastRow="0" w:firstColumn="1" w:lastColumn="0" w:oddVBand="0" w:evenVBand="0" w:oddHBand="0" w:evenHBand="0" w:firstRowFirstColumn="0" w:firstRowLastColumn="0" w:lastRowFirstColumn="0" w:lastRowLastColumn="0"/>
+            <w:tcW w:w="1728" w:type="dxa"/>
+          </w:tcPr>
+          <w:p>
+            <w:r>
+              <w:rPr>
+                <w:sz w:val="17"/>
+              </w:rPr>
+              <w:lastRenderedPageBreak/>
+              <w:t>D-34</w:t>
+            </w:r>
+          </w:p>
+        </w:tc>
+        <w:tc>
+          <w:tcPr>
+            <w:tcW w:w="1728" w:type="dxa"/>
+          </w:tcPr>
+          <w:p>
+            <w:pPr>
+              <w:cnfStyle w:val="000000010000" w:firstRow="0" w:lastRow="0" w:firstColumn="0" w:lastColumn="0" w:oddVBand="0" w:evenVBand="0" w:oddHBand="0" w:evenHBand="1" w:firstRowFirstColumn="0" w:firstRowLastColumn="0" w:lastRowFirstColumn="0" w:lastRowLastColumn="0"/>
+            </w:pPr>
+            <w:r>
+              <w:rPr>
+                <w:sz w:val="17"/>
+              </w:rPr>
               <w:t>19/10/2026</w:t>
             </w:r>
           </w:p>
@@ -34410,20 +34530,46 @@
           </w:tcPr>
           <w:p>
             <w:pPr>
-              <w:cnfStyle w:val="000000100000" w:firstRow="0" w:lastRow="0" w:firstColumn="0" w:lastColumn="0" w:oddVBand="0" w:evenVBand="0" w:oddHBand="1" w:evenHBand="0" w:firstRowFirstColumn="0" w:firstRowLastColumn="0" w:lastRowFirstColumn="0" w:lastRowLastColumn="0"/>
+              <w:cnfStyle w:val="000000010000" w:firstRow="0" w:lastRow="0" w:firstColumn="0" w:lastColumn="0" w:oddVBand="0" w:evenVBand="0" w:oddHBand="0" w:evenHBand="1" w:firstRowFirstColumn="0" w:firstRowLastColumn="0" w:lastRowFirstColumn="0" w:lastRowLastColumn="0"/>
             </w:pPr>
             <w:r>
               <w:rPr>
                 <w:b/>
                 <w:sz w:val="17"/>
               </w:rPr>
-              <w:t>El grupo del trabajo colaborativo es de dos integrantes: Arteaga Rullier, Roberto Carlos (Scrum Master, DevOps y Backend) e Inocencio Gargate, Dalcir (Frontend y Documentación).</w:t>
-            </w:r>
-            <w:r>
-              <w:rPr>
-                <w:sz w:val="17"/>
-              </w:rPr>
-              <w:t xml:space="preserve"> Se corrigen la portada y las firmas del informe, la carátula del deck, el anexo, el LEEME y el reparto de tareas del acta, la retrospectiva y el backlog, que todavía listaban a una tercera persona</w:t>
+              <w:t>La demo en producción se da de baja el 02/11/2026 y hasta entonces no se rota la clave del admin.</w:t>
+            </w:r>
+            <w:r>
+              <w:rPr>
+                <w:sz w:val="17"/>
+              </w:rPr>
+              <w:t xml:space="preserve"> El sitio </w:t>
+            </w:r>
+            <w:r>
+              <w:rPr>
+                <w:rFonts w:ascii="Consolas" w:hAnsi="Consolas"/>
+                <w:sz w:val="17"/>
+              </w:rPr>
+              <w:t>gs08-matriculas.mlarca.com</w:t>
+            </w:r>
+            <w:r>
+              <w:rPr>
+                <w:sz w:val="17"/>
+              </w:rPr>
+              <w:t xml:space="preserve"> se mantiene publicado dos semanas más para la revisión del docente y la exposición. El acceso de demostración es el del seed (</w:t>
+            </w:r>
+            <w:r>
+              <w:rPr>
+                <w:rFonts w:ascii="Consolas" w:hAnsi="Consolas"/>
+                <w:sz w:val="17"/>
+              </w:rPr>
+              <w:t>admin</w:t>
+            </w:r>
+            <w:r>
+              <w:rPr>
+                <w:sz w:val="17"/>
+              </w:rPr>
+              <w:t xml:space="preserve"> y la clave de demo) y está publicado en el README a propósito, así que durante ese lapso cualquiera con el enlace puede entrar</w:t>
             </w:r>
           </w:p>
         </w:tc>
@@ -34433,13 +34579,13 @@
           </w:tcPr>
           <w:p>
             <w:pPr>
-              <w:cnfStyle w:val="000000100000" w:firstRow="0" w:lastRow="0" w:firstColumn="0" w:lastColumn="0" w:oddVBand="0" w:evenVBand="0" w:oddHBand="1" w:evenHBand="0" w:firstRowFirstColumn="0" w:firstRowLastColumn="0" w:lastRowFirstColumn="0" w:lastRowLastColumn="0"/>
-            </w:pPr>
-            <w:r>
-              <w:rPr>
-                <w:sz w:val="17"/>
-              </w:rPr>
-              <w:t>El docente y la matrícula del curso tienen dos integrantes; los documentos no pueden atribuir el trabajo a alguien que no está en el grupo</w:t>
+              <w:cnfStyle w:val="000000010000" w:firstRow="0" w:lastRow="0" w:firstColumn="0" w:lastColumn="0" w:oddVBand="0" w:evenVBand="0" w:oddHBand="0" w:evenHBand="1" w:firstRowFirstColumn="0" w:firstRowLastColumn="0" w:lastRowFirstColumn="0" w:lastRowLastColumn="0"/>
+            </w:pPr>
+            <w:r>
+              <w:rPr>
+                <w:sz w:val="17"/>
+              </w:rPr>
+              <w:t>Rotar la clave rompería las credenciales que ya están en el correo de entrega y en el README, sin ganar nada en un entorno que se apaga en dos semanas. El riesgo se acota por tiempo y por contenido: datos ficticios del seed, sin datos personales reales, y baja programada</w:t>
             </w:r>
           </w:p>
         </w:tc>
@@ -34449,7 +34595,7 @@
           </w:tcPr>
           <w:p>
             <w:pPr>
-              <w:cnfStyle w:val="000000100000" w:firstRow="0" w:lastRow="0" w:firstColumn="0" w:lastColumn="0" w:oddVBand="0" w:evenVBand="0" w:oddHBand="1" w:evenHBand="0" w:firstRowFirstColumn="0" w:firstRowLastColumn="0" w:lastRowFirstColumn="0" w:lastRowLastColumn="0"/>
+              <w:cnfStyle w:val="000000010000" w:firstRow="0" w:lastRow="0" w:firstColumn="0" w:lastColumn="0" w:oddVBand="0" w:evenVBand="0" w:oddHBand="0" w:evenHBand="1" w:firstRowFirstColumn="0" w:firstRowLastColumn="0" w:lastRowFirstColumn="0" w:lastRowLastColumn="0"/>
             </w:pPr>
             <w:r>
               <w:rPr>
@@ -34461,7 +34607,27 @@
               <w:rPr>
                 <w:sz w:val="17"/>
               </w:rPr>
-              <w:t xml:space="preserve"> Corregido el 19/10/2026 en todo el paquete; las láminas que exponía la tercera persona (4, 5 y 9) pasan a los dos integrantes</w:t>
+              <w:t xml:space="preserve"> Decidido el 19/10/2026 · </w:t>
+            </w:r>
+            <w:r>
+              <w:rPr>
+                <w:b/>
+                <w:sz w:val="17"/>
+              </w:rPr>
+              <w:t>baja: 02/11/2026</w:t>
+            </w:r>
+            <w:r>
+              <w:rPr>
+                <w:sz w:val="17"/>
+              </w:rPr>
+              <w:t xml:space="preserve">. Al darlo de baja se detiene la aplicación en Coolify y se conservan los volúmenes; si hubiera que reabrirla, se redeploya desde </w:t>
+            </w:r>
+            <w:r>
+              <w:rPr>
+                <w:rFonts w:ascii="Consolas" w:hAnsi="Consolas"/>
+                <w:sz w:val="17"/>
+              </w:rPr>
+              <w:t>main</w:t>
             </w:r>
           </w:p>
         </w:tc>
@@ -34651,31 +34817,31 @@
       </w:rPr>
     </w:lvl>
   </w:abstractNum>
-  <w:num w:numId="1" w16cid:durableId="909078580">
+  <w:num w:numId="1" w16cid:durableId="587351175">
     <w:abstractNumId w:val="8"/>
   </w:num>
-  <w:num w:numId="2" w16cid:durableId="1950812646">
+  <w:num w:numId="2" w16cid:durableId="1149636653">
     <w:abstractNumId w:val="6"/>
   </w:num>
-  <w:num w:numId="3" w16cid:durableId="29768804">
+  <w:num w:numId="3" w16cid:durableId="506988216">
     <w:abstractNumId w:val="5"/>
   </w:num>
-  <w:num w:numId="4" w16cid:durableId="340592359">
+  <w:num w:numId="4" w16cid:durableId="1644579647">
     <w:abstractNumId w:val="4"/>
   </w:num>
-  <w:num w:numId="5" w16cid:durableId="1124885835">
+  <w:num w:numId="5" w16cid:durableId="757753479">
     <w:abstractNumId w:val="7"/>
   </w:num>
-  <w:num w:numId="6" w16cid:durableId="434905471">
+  <w:num w:numId="6" w16cid:durableId="496919514">
     <w:abstractNumId w:val="3"/>
   </w:num>
-  <w:num w:numId="7" w16cid:durableId="547256239">
+  <w:num w:numId="7" w16cid:durableId="1414889291">
     <w:abstractNumId w:val="2"/>
   </w:num>
-  <w:num w:numId="8" w16cid:durableId="484855693">
+  <w:num w:numId="8" w16cid:durableId="1338003155">
     <w:abstractNumId w:val="1"/>
   </w:num>
-  <w:num w:numId="9" w16cid:durableId="248585364">
+  <w:num w:numId="9" w16cid:durableId="1589850077">
     <w:abstractNumId w:val="0"/>
   </w:num>
 </w:numbering>
